--- a/document_templates/russian_library/Исковые_заявления/Семейные_споры/шаблон_Исковое_заявление_о_задолженности_по_алиментам_С_представителем_.docx
+++ b/document_templates/russian_library/Исковые_заявления/Семейные_споры/шаблон_Исковое_заявление_о_задолженности_по_алиментам_С_представителем_.docx
@@ -18,7 +18,7 @@
           <w:sz w:val="24"/>
           <w:szCs w:val="24"/>
         </w:rPr>
-        <w:t xml:space="preserve">{{ w_t_w_r_w_r_w_rpr_w_rfonts_w_ascii_times_new_roman_w_hansi_times_new_roman_w_cs_times_new_roman_w_sz_w_val_24_w_szcs_w_val_24_w_lang_w_val_en_us_w_rpr_w_t_in_w_t_w_r_w_r_w_rsidrpr_003d1fbe_w_rpr_w_rfonts_w_ascii_times_new_roman_w_hansi_times_new_roman_w_cs_times_new_roman_w_sz_w_val_24_w_szcs_w_val_24_w_rpr_w_t_xml_space_preserve_w_t_w_r_w_r_w_rpr_w_rfonts_w_ascii_times_new_roman_w_hansi_times_new_roman_w_cs_times_new_roman_w_sz_w_val_24_w_szcs_w_val_24_w_lang_w_val_en_us_w_rpr_w_t_court_w_t_w_r_w_r_w_rsidrpr_003d1fbe_w_rpr_w_rfonts_w_ascii_times_new_roman_w_hansi_times_new_roman_w_cs_times_new_roman_w_sz_w_val_24_w_szcs_w_val_24_w_rpr_w_t_xml_space_preserve_w_t_w_r_w_r_w_rpr_w_rfonts_w_ascii_times_new_roman_w_hansi_times_new_roman_w_cs_times_new_roman_w_sz_w_val_24_w_szcs_w_val_24_w_lang_w_val_en_us_w_rpr_w_t_name_w_t_w_r_w_r_w_rsidrpr_003d1fbe_w_rpr_w_rfonts_w_ascii_times_new_roman_w_hansi_times_new_roman_w_cs_times_new_roman_w_sz_w_val_24_w_szcs_w_val_24_w_rpr_w_t_xml_space_preserve }}</w:t>
+        <w:t xml:space="preserve">{{ in_court_name }}</w:t>
       </w:r>
     </w:p>
     <w:p>
@@ -37,7 +37,7 @@
           <w:sz w:val="24"/>
           <w:szCs w:val="24"/>
         </w:rPr>
-        <w:t xml:space="preserve">{{ w_t_w_r_w_r_w_rpr_w_rfonts_w_ascii_times_new_roman_w_hansi_times_new_roman_w_cs_times_new_roman_w_sz_w_val_24_w_szcs_w_val_24_w_lang_w_val_en_us_w_rpr_w_t_court_w_t_w_r_w_r_w_rsidrpr_003d1fbe_w_rpr_w_rfonts_w_ascii_times_new_roman_w_hansi_times_new_roman_w_cs_times_new_roman_w_sz_w_val_24_w_szcs_w_val_24_w_rpr_w_t_xml_space_preserve_w_t_w_r_w_r_w_rpr_w_rfonts_w_ascii_times_new_roman_w_hansi_times_new_roman_w_cs_times_new_roman_w_sz_w_val_24_w_szcs_w_val_24_w_lang_w_val_en_us_w_rpr_w_t_address_w_t_w_r_w_r_w_rsidrpr_003d1fbe_w_rpr_w_rfonts_w_ascii_times_new_roman_w_hansi_times_new_roman_w_cs_times_new_roman_w_sz_w_val_24_w_szcs_w_val_24_w_rpr_w_t_xml_space_preserve }}</w:t>
+        <w:t xml:space="preserve">{{ court_address }}</w:t>
       </w:r>
     </w:p>
     <w:p>
@@ -120,7 +120,7 @@
           <w:szCs w:val="24"/>
           <w:lang w:val="en-US"/>
         </w:rPr>
-        <w:t xml:space="preserve">: {{ w_t_w_r_w_r_w_rpr_w_rfonts_w_ascii_times_new_roman_w_hansi_times_new_roman_w_cs_times_new_roman_w_sz_w_val_24_w_szcs_w_val_24_w_lang_w_val_en_us_w_rpr_w_t_plaintiff_w_t_w_r_w_r_w_rsidrpr_003d1fbe_w_rpr_w_rfonts_w_ascii_times_new_roman_w_hansi_times_new_roman_w_cs_times_new_roman_w_sz_w_val_24_w_szcs_w_val_24_w_lang_w_val_en_us_w_rpr_w_t_xml_space_preserve_w_t_w_r_w_r_w_rpr_w_rfonts_w_ascii_times_new_roman_w_hansi_times_new_roman_w_cs_times_new_roman_w_sz_w_val_24_w_szcs_w_val_24_w_lang_w_val_en_us_w_rpr_w_t_registration_address }}</w:t>
+        <w:t xml:space="preserve">: {{ plaintiff }}</w:t>
       </w:r>
     </w:p>
     <w:p>
@@ -147,7 +147,7 @@
           <w:sz w:val="24"/>
           <w:szCs w:val="24"/>
         </w:rPr>
-        <w:t xml:space="preserve">{{ w_t_w_r_w_r_w_rpr_w_rfonts_w_ascii_times_new_roman_w_hansi_times_new_roman_w_cs_times_new_roman_w_sz_w_val_24_w_szcs_w_val_24_w_lang_w_val_en_us_w_rpr_w_t_passport_w_t_w_r_w_r_w_rsidrpr_003d1fbe_w_rpr_w_rfonts_w_ascii_times_new_roman_w_hansi_times_new_roman_w_cs_times_new_roman_w_sz_w_val_24_w_szcs_w_val_24_w_rpr_w_t_xml_space_preserve_w_t_w_r_w_r_w_rpr_w_rfonts_w_ascii_times_new_roman_w_hansi_times_new_roman_w_cs_times_new_roman_w_sz_w_val_24_w_szcs_w_val_24_w_lang_w_val_en_us_w_rpr_w_t_plaintiff_w_t_w_r_w_r_w_rsidrpr_003d1fbe_w_rpr_w_rfonts_w_ascii_times_new_roman_w_hansi_times_new_roman_w_cs_times_new_roman_w_sz_w_val_24_w_szcs_w_val_24_w_rpr_w_t_xml_space_preserve }}</w:t>
+        <w:t xml:space="preserve">{{ passport_plaintiff }}</w:t>
       </w:r>
     </w:p>
     <w:p>
@@ -174,7 +174,7 @@
           <w:sz w:val="24"/>
           <w:szCs w:val="24"/>
         </w:rPr>
-        <w:t xml:space="preserve">{{ w_t_w_r_w_r_w_rsidr_003d1fbe_w_rpr_w_rfonts_w_ascii_times_new_roman_w_hansi_times_new_roman_w_cs_times_new_roman_w_sz_w_val_24_w_szcs_w_val_24_w_lang_w_val_en_us_w_rpr_w_t_plaintiff_w_t_w_r_w_r_w_rsidr_003d1fbe_w_rsidrpr_003d1fbe_w_rpr_w_rfonts_w_ascii_times_new_roman_w_hansi_times_new_roman_w_cs_times_new_roman_w_sz_w_val_24_w_szcs_w_val_24_w_rpr_w_t_xml_space_preserve_w_t_w_r_w_r_w_rsidr_003d1fbe_w_rpr_w_rfonts_w_ascii_times_new_roman_w_hansi_times_new_roman_w_cs_times_new_roman_w_sz_w_val_24_w_szcs_w_val_24_w_lang_w_val_en_us_w_rpr_w_t_representative_w_t_w_r_w_r_w_rsidr_003d1fbe_w_rsidrpr_003d1fbe_w_rpr_w_rfonts_w_ascii_times_new_roman_w_hansi_times_new_roman_w_cs_times_new_roman_w_sz_w_val_24_w_szcs_w_val_24_w_rpr_w_t_xml_space_preserve }}</w:t>
+        <w:t xml:space="preserve">{{ plaintiff_representative }}</w:t>
       </w:r>
     </w:p>
     <w:p>
@@ -201,7 +201,7 @@
           <w:sz w:val="24"/>
           <w:szCs w:val="24"/>
         </w:rPr>
-        <w:t xml:space="preserve">{{ w_t_w_r_w_r_w_rsidr_003d1fbe_w_rpr_w_rfonts_w_ascii_times_new_roman_w_hansi_times_new_roman_w_cs_times_new_roman_w_sz_w_val_24_w_szcs_w_val_24_w_lang_w_val_en_us_w_rpr_w_t_defendant_w_t_w_r_w_r_w_rsidr_003d1fbe_w_rsidrpr_003d1fbe_w_rpr_w_rfonts_w_ascii_times_new_roman_w_hansi_times_new_roman_w_cs_times_new_roman_w_sz_w_val_24_w_szcs_w_val_24_w_rpr_w_t_xml_space_preserve }}</w:t>
+        <w:t xml:space="preserve">{{ defendant }}</w:t>
       </w:r>
     </w:p>
     <w:p>
@@ -256,7 +256,7 @@
           <w:szCs w:val="24"/>
           <w:lang w:val="en-US"/>
         </w:rPr>
-        <w:t xml:space="preserve">{{ w_t_w_r_w_r_w_rsidr_003d1fbe_w_rpr_w_rfonts_w_ascii_times_new_roman_w_hansi_times_new_roman_w_cs_times_new_roman_w_sz_w_val_24_w_szcs_w_val_24_w_lang_w_val_en_us_w_rpr_w_t_defendant_registration_address }}</w:t>
+        <w:t xml:space="preserve">{{ defendant_registration_address }}</w:t>
       </w:r>
     </w:p>
     <w:p>
@@ -301,7 +301,7 @@
           <w:sz w:val="24"/>
           <w:szCs w:val="24"/>
         </w:rPr>
-        <w:t xml:space="preserve">{{ w_t_w_r_w_r_w_rsidr_003d1fbe_w_rsidrpr_003d1fbe_w_rpr_w_rfonts_w_ascii_times_new_roman_w_hansi_times_new_roman_w_cs_times_new_roman_w_sz_w_val_24_w_szcs_w_val_24_w_lang_w_val_en_us_w_rpr_w_t_date_w_t_w_r_w_r_w_rsidr_003d1fbe_w_rsidrpr_003d1fbe_w_rpr_w_rfonts_w_ascii_times_new_roman_w_hansi_times_new_roman_w_cs_times_new_roman_w_sz_w_val_24_w_szcs_w_val_24_w_rpr_w_t_xml_space_preserve_w_t_w_r_w_r_w_rsidr_003d1fbe_w_rsidrpr_003d1fbe_w_rpr_w_rfonts_w_ascii_times_new_roman_w_hansi_times_new_roman_w_cs_times_new_roman_w_sz_w_val_24_w_szcs_w_val_24_w_lang_w_val_en_us_w_rpr_w_t_of_w_t_w_r_w_r_w_rsidr_003d1fbe_w_rsidrpr_003d1fbe_w_rpr_w_rfonts_w_ascii_times_new_roman_w_hansi_times_new_roman_w_cs_times_new_roman_w_sz_w_val_24_w_szcs_w_val_24_w_rpr_w_t_xml_space_preserve_w_t_w_r_w_r_w_rsidr_003d1fbe_w_rsidrpr_003d1fbe_w_rpr_w_rfonts_w_ascii_times_new_roman_w_hansi_times_new_roman_w_cs_times_new_roman_w_sz_w_val_24_w_szcs_w_val_24_w_lang_w_val_en_us_w_rpr_w_t_the_w_t_w_r_w_r_w_rsidr_003d1fbe_w_rsidrpr_003d1fbe_w_rpr_w_rfonts_w_ascii_times_new_roman_w_hansi_times_new_roman_w_cs_times_new_roman_w_sz_w_val_24_w_szcs_w_val_24_w_rpr_w_t_xml_space_preserve_w_t_w_r_w_r_w_rsidr_003d1fbe_w_rsidrpr_003d1fbe_w_rpr_w_rfonts_w_ascii_times_new_roman_w_hansi_times_new_roman_w_cs_times_new_roman_w_sz_w_val_24_w_szcs_w_val_24_w_lang_w_val_en_us_w_rpr_w_t_court_w_t_w_r_w_r_w_rsidr_003d1fbe_w_rsidrpr_003d1fbe_w_rpr_w_rfonts_w_ascii_times_new_roman_w_hansi_times_new_roman_w_cs_times_new_roman_w_sz_w_val_24_w_szcs_w_val_24_w_rpr_w_t_xml_space_preserve_w_t_w_r_w_r_w_rsidr_003d1fbe_w_rsidrpr_003d1fbe_w_rpr_w_rfonts_w_ascii_times_new_roman_w_hansi_times_new_roman_w_cs_times_new_roman_w_sz_w_val_24_w_szcs_w_val_24_w_lang_w_val_en_us_w_rpr_w_t_decision_w_t_w_r_w_r_w_rsidr_003d1fbe_w_rsidrpr_003d1fbe_w_rpr_w_rfonts_w_ascii_times_new_roman_w_hansi_times_new_roman_w_cs_times_new_roman_w_sz_w_val_24_w_szcs_w_val_24_w_rpr_w_t_xml_space_preserve }} </w:t>
+        <w:t xml:space="preserve">{{ date_of_the_court_decision }} </w:t>
       </w:r>
       <w:r>
         <w:rPr>
@@ -317,7 +317,7 @@
           <w:sz w:val="24"/>
           <w:szCs w:val="24"/>
         </w:rPr>
-        <w:t xml:space="preserve">{{ w_t_w_r_w_r_w_rsidr_003d1fbe_w_rpr_w_rfonts_w_ascii_times_new_roman_w_hansi_times_new_roman_w_cs_times_new_roman_w_sz_w_val_24_w_szcs_w_val_24_w_lang_w_val_en_us_w_rpr_w_t_plaintiff_w_t_w_r_w_r_w_rsidr_003d1fbe_w_rsidrpr_003d1fbe_w_rpr_w_rfonts_w_ascii_times_new_roman_w_hansi_times_new_roman_w_cs_times_new_roman_w_sz_w_val_24_w_szcs_w_val_24_w_rpr_w_t_xml_space_preserve }}</w:t>
+        <w:t xml:space="preserve">{{ plaintiff }}</w:t>
       </w:r>
       <w:r>
         <w:rPr>
@@ -333,7 +333,7 @@
           <w:sz w:val="24"/>
           <w:szCs w:val="24"/>
         </w:rPr>
-        <w:t xml:space="preserve">{{ w_t_w_r_w_r_w_rsidr_003d1fbe_w_rpr_w_rfonts_w_ascii_times_new_roman_w_hansi_times_new_roman_w_cs_times_new_roman_w_sz_w_val_24_w_szcs_w_val_24_w_lang_w_val_en_us_w_rpr_w_t_part_w_t_w_r_w_r_w_rsidr_003d1fbe_w_rsidrpr_003d1fbe_w_rpr_w_rfonts_w_ascii_times_new_roman_w_hansi_times_new_roman_w_cs_times_new_roman_w_sz_w_val_24_w_szcs_w_val_24_w_rpr_w_t_xml_space_preserve }}</w:t>
+        <w:t xml:space="preserve">{{ part }}</w:t>
       </w:r>
       <w:r>
         <w:rPr>
@@ -349,7 +349,7 @@
           <w:sz w:val="24"/>
           <w:szCs w:val="24"/>
         </w:rPr>
-        <w:t xml:space="preserve">{{ w_t_w_r_w_r_w_rsidr_003d1fbe_w_rpr_w_rfonts_w_ascii_times_new_roman_w_hansi_times_new_roman_w_cs_times_new_roman_w_sz_w_val_24_w_szcs_w_val_24_w_lang_w_val_en_us_w_rpr_w_t_children_w_t_w_r_w_r_w_rsidr_003d1fbe_w_rsidrpr_003d1fbe_w_rpr_w_rfonts_w_ascii_times_new_roman_w_hansi_times_new_roman_w_cs_times_new_roman_w_sz_w_val_24_w_szcs_w_val_24_w_rpr_w_t_xml_space_preserve_w_t_w_r_w_r_w_rsidr_003d1fbe_w_rpr_w_rfonts_w_ascii_times_new_roman_w_hansi_times_new_roman_w_cs_times_new_roman_w_sz_w_val_24_w_szcs_w_val_24_w_lang_w_val_en_us_w_rpr_w_t_name_w_t_w_r_w_r_w_rsidr_003d1fbe_w_rsidrpr_003d1fbe_w_rpr_w_rfonts_w_ascii_times_new_roman_w_hansi_times_new_roman_w_cs_times_new_roman_w_sz_w_val_24_w_szcs_w_val_24_w_rpr_w_t_xml_space_preserve_w_t_w_r_w_r_w_rsidr_003d1fbe_w_rpr_w_rfonts_w_ascii_times_new_roman_w_hansi_times_new_roman_w_cs_times_new_roman_w_sz_w_val_24_w_szcs_w_val_24_w_lang_w_val_en_us_w_rpr_w_t_rod_w_t_w_r_w_r_w_rsidr_003d1fbe_w_rsidrpr_003d1fbe_w_rpr_w_rfonts_w_ascii_times_new_roman_w_hansi_times_new_roman_w_cs_times_new_roman_w_sz_w_val_24_w_szcs_w_val_24_w_rpr_w_t_xml_space_preserve }}</w:t>
+        <w:t xml:space="preserve">{{ children_name_rod }}</w:t>
       </w:r>
       <w:r>
         <w:rPr>
@@ -365,7 +365,7 @@
           <w:sz w:val="24"/>
           <w:szCs w:val="24"/>
         </w:rPr>
-        <w:t xml:space="preserve">{{ w_t_w_r_w_r_w_rsidr_003d1fbe_w_rpr_w_rfonts_w_ascii_times_new_roman_w_hansi_times_new_roman_w_cs_times_new_roman_w_sz_w_val_24_w_szcs_w_val_24_w_lang_w_val_en_us_w_rpr_w_t_defendant_w_t_w_r_w_r_w_rsidr_003d1fbe_w_rsidrpr_003d1fbe_w_rpr_w_rfonts_w_ascii_times_new_roman_w_hansi_times_new_roman_w_cs_times_new_roman_w_sz_w_val_24_w_szcs_w_val_24_w_rpr_w_t_xml_space_preserve_w_t_w_r_w_prooferr_w_type_spellstart_w_r_w_rsidr_003d1fbe_w_rpr_w_rfonts_w_ascii_times_new_roman_w_hansi_times_new_roman_w_cs_times_new_roman_w_sz_w_val_24_w_szcs_w_val_24_w_lang_w_val_en_us_w_rpr_w_t_tvor_w_t_w_r_w_prooferr_w_type_spellend_w_r_w_rsidr_003d1fbe_w_rsidrpr_003d1fbe_w_rpr_w_rfonts_w_ascii_times_new_roman_w_hansi_times_new_roman_w_cs_times_new_roman_w_sz_w_val_24_w_szcs_w_val_24_w_rpr_w_t_xml_space_preserve }}</w:t>
+        <w:t xml:space="preserve">{{ defendant_tvor }}</w:t>
       </w:r>
       <w:r>
         <w:rPr>
@@ -407,7 +407,7 @@
           <w:sz w:val="24"/>
           <w:szCs w:val="24"/>
         </w:rPr>
-        <w:t xml:space="preserve">{{ w_t_w_r_w_r_w_rsidr_003d1fbe_w_rsidrpr_003d1fbe_w_rpr_w_rfonts_w_ascii_times_new_roman_w_hansi_times_new_roman_w_cs_times_new_roman_w_sz_w_val_24_w_szcs_w_val_24_w_rpr_w_t_amount_of_alimony_payment_w_t_w_r_w_r_w_rsidr_003d1fbe_w_rsidrpr_003d1fbe_w_rpr_w_rfonts_w_ascii_times_new_roman_w_hansi_times_new_roman_w_cs_times_new_roman_w_sz_w_val_24_w_szcs_w_val_24_w_rpr_w_t_xml_space_preserve }}</w:t>
+        <w:t xml:space="preserve">{{ amount_of_alimony_payment }}</w:t>
       </w:r>
       <w:r>
         <w:rPr>
@@ -423,7 +423,7 @@
           <w:sz w:val="24"/>
           <w:szCs w:val="24"/>
         </w:rPr>
-        <w:t xml:space="preserve"> {{ w_t_w_r_w_r_w_rsidr_003d1fbe_w_rsidrpr_003d1fbe_w_rpr_w_rfonts_w_ascii_times_new_roman_w_hansi_times_new_roman_w_cs_times_new_roman_w_sz_w_val_24_w_szcs_w_val_24_w_rpr_w_t_average_monthly_income_of_the_plaintiff_w_t_w_r_w_r_w_rsidr_003d1fbe_w_rsidrpr_003d1fbe_w_rpr_w_rfonts_w_ascii_times_new_roman_w_hansi_times_new_roman_w_cs_times_new_roman_w_sz_w_val_24_w_szcs_w_val_24_w_rpr_w_t_xml_space_preserve }}</w:t>
+        <w:t xml:space="preserve"> {{ average_monthly_income_of_the_plaintiff }}</w:t>
       </w:r>
       <w:r>
         <w:rPr>
@@ -439,7 +439,7 @@
           <w:sz w:val="24"/>
           <w:szCs w:val="24"/>
         </w:rPr>
-        <w:t xml:space="preserve">{{ w_t_w_r_w_r_w_rsidr_003d1fbe_w_rpr_w_rfonts_w_ascii_times_new_roman_w_hansi_times_new_roman_w_cs_times_new_roman_w_sz_w_val_24_w_szcs_w_val_24_w_lang_w_val_en_us_w_rpr_w_t_part_w_t_w_r_w_r_w_rsidr_003d1fbe_w_rsidrpr_003d1fbe_w_rpr_w_rfonts_w_ascii_times_new_roman_w_hansi_times_new_roman_w_cs_times_new_roman_w_sz_w_val_24_w_szcs_w_val_24_w_rpr_w_t_xml_space_preserve }}</w:t>
+        <w:t xml:space="preserve">{{ part }}</w:t>
       </w:r>
       <w:r>
         <w:rPr>
@@ -455,7 +455,7 @@
           <w:sz w:val="24"/>
           <w:szCs w:val="24"/>
         </w:rPr>
-        <w:t xml:space="preserve">{{ w_t_w_r_w_r_w_rsidr_003d1fbe_w_rpr_w_rfonts_w_ascii_times_new_roman_w_hansi_times_new_roman_w_cs_times_new_roman_w_sz_w_val_24_w_szcs_w_val_24_w_lang_w_val_en_us_w_rpr_w_t_part_w_t_w_r_w_r_w_rsidr_003d1fbe_w_rsidrpr_003d1fbe_w_rpr_w_rfonts_w_ascii_times_new_roman_w_hansi_times_new_roman_w_cs_times_new_roman_w_sz_w_val_24_w_szcs_w_val_24_w_rpr_w_t_xml_space_preserve_w_t_w_r_w_r_w_rsidr_003d1fbe_w_rsidrpr_003d1fbe_w_rpr_w_rfonts_w_ascii_times_new_roman_w_hansi_times_new_roman_w_cs_times_new_roman_w_sz_w_val_24_w_szcs_w_val_24_w_rpr_w_t_average_monthly_income_of_the_plaintiff_w_t_w_r_w_r_w_rsidr_003d1fbe_w_rsidrpr_003d1fbe_w_rpr_w_rfonts_w_ascii_times_new_roman_w_hansi_times_new_roman_w_cs_times_new_roman_w_sz_w_val_24_w_szcs_w_val_24_w_rpr_w_t_xml_space_preserve }}</w:t>
+        <w:t xml:space="preserve">{{ part_average_monthly_income_of_the_plaintiff }}</w:t>
       </w:r>
       <w:r>
         <w:rPr>
@@ -490,7 +490,7 @@
           <w:sz w:val="24"/>
           <w:szCs w:val="24"/>
         </w:rPr>
-        <w:t xml:space="preserve">{{ w_t_w_r_w_r_w_rsidr_003d1fbe_w_rsidrpr_003d1fbe_w_rpr_w_rfonts_w_ascii_times_new_roman_w_hansi_times_new_roman_w_cs_times_new_roman_w_sz_w_val_24_w_szcs_w_val_24_w_lang_w_val_en_us_w_rpr_w_t_debt_w_t_w_r_w_r_w_rsidr_003d1fbe_w_rsidrpr_003d1fbe_w_rpr_w_rfonts_w_ascii_times_new_roman_w_hansi_times_new_roman_w_cs_times_new_roman_w_sz_w_val_24_w_szcs_w_val_24_w_rpr_w_t_xml_space_preserve_w_t_w_r_w_r_w_rsidr_003d1fbe_w_rsidrpr_003d1fbe_w_rpr_w_rfonts_w_ascii_times_new_roman_w_hansi_times_new_roman_w_cs_times_new_roman_w_sz_w_val_24_w_szcs_w_val_24_w_lang_w_val_en_us_w_rpr_w_t_date_w_t_w_r_w_r_w_rsidr_003d1fbe_w_rsidrpr_003d1fbe_w_rpr_w_rfonts_w_ascii_times_new_roman_w_hansi_times_new_roman_w_cs_times_new_roman_w_sz_w_val_24_w_szcs_w_val_24_w_rpr_w_t_xml_space_preserve_w_t_w_r_w_r_w_rsidr_003d1fbe_w_rsidrpr_003d1fbe_w_rpr_w_rfonts_w_ascii_times_new_roman_w_hansi_times_new_roman_w_cs_times_new_roman_w_sz_w_val_24_w_szcs_w_val_24_w_lang_w_val_en_us_w_rpr_w_t_from_w_t_w_r_w_r_w_rsidr_003d1fbe_w_rsidrpr_003d1fbe_w_rpr_w_rfonts_w_ascii_times_new_roman_w_hansi_times_new_roman_w_cs_times_new_roman_w_sz_w_val_24_w_szcs_w_val_24_w_rpr_w_t_xml_space_preserve }}</w:t>
+        <w:t xml:space="preserve">{{ debt_date_from }}</w:t>
       </w:r>
       <w:r>
         <w:rPr>
@@ -506,7 +506,7 @@
           <w:sz w:val="24"/>
           <w:szCs w:val="24"/>
         </w:rPr>
-        <w:t xml:space="preserve"> {{ w_t_w_r_w_r_w_rsidr_003d1fbe_w_rsidrpr_003d1fbe_w_rpr_w_rfonts_w_ascii_times_new_roman_w_hansi_times_new_roman_w_cs_times_new_roman_w_sz_w_val_24_w_szcs_w_val_24_w_lang_w_val_en_us_w_rpr_w_t_debt_w_t_w_r_w_r_w_rsidr_003d1fbe_w_rsidrpr_003d1fbe_w_rpr_w_rfonts_w_ascii_times_new_roman_w_hansi_times_new_roman_w_cs_times_new_roman_w_sz_w_val_24_w_szcs_w_val_24_w_rpr_w_t_xml_space_preserve_w_t_w_r_w_r_w_rsidr_003d1fbe_w_rsidrpr_003d1fbe_w_rpr_w_rfonts_w_ascii_times_new_roman_w_hansi_times_new_roman_w_cs_times_new_roman_w_sz_w_val_24_w_szcs_w_val_24_w_lang_w_val_en_us_w_rpr_w_t_date_w_t_w_r_w_r_w_rsidr_003d1fbe_w_rsidrpr_003d1fbe_w_rpr_w_rfonts_w_ascii_times_new_roman_w_hansi_times_new_roman_w_cs_times_new_roman_w_sz_w_val_24_w_szcs_w_val_24_w_rpr_w_t_xml_space_preserve }}</w:t>
+        <w:t xml:space="preserve"> {{ debt_date }}</w:t>
       </w:r>
       <w:r>
         <w:rPr>
@@ -583,7 +583,7 @@
           <w:szCs w:val="24"/>
           <w:lang w:val="en-US"/>
         </w:rPr>
-        <w:t xml:space="preserve">{{ w_t_w_r_w_r_w_rsidr_003d1fbe_w_rsidrpr_003d1fbe_w_rpr_w_rfonts_w_ascii_times_new_roman_w_hansi_times_new_roman_w_cs_times_new_roman_w_sz_w_val_24_w_szcs_w_val_24_w_lang_w_val_en_us_w_rpr_w_t_the_desired_portion_of_the_debt_payment_by_the_plaintiff_w_t_w_r_w_r_w_rsidr_003d1fbe_w_rsidrpr_003d1fbe_w_rpr_w_rfonts_w_ascii_times_new_roman_w_hansi_times_new_roman_w_cs_times_new_roman_w_sz_w_val_24_w_szcs_w_val_24_w_lang_w_val_en_us_w_rpr_w_t_xml_space_preserve }} </w:t>
+        <w:t xml:space="preserve">{{ the_desired_portion_of_the_debt_payment_by_the_plaintiff }} </w:t>
       </w:r>
       <w:r>
         <w:rPr>
@@ -677,7 +677,7 @@
           <w:szCs w:val="24"/>
           <w:lang w:val="en-US"/>
         </w:rPr>
-        <w:t xml:space="preserve">{{ new_w_t_w_r_w_r_w_rsidr_003d1fbe_w_rsidrpr_003d1fbe_w_rpr_w_rfonts_w_ascii_times_new_roman_w_hansi_times_new_roman_w_cs_times_new_roman_w_sz_w_val_24_w_szcs_w_val_24_w_lang_w_val_en_us_w_rpr_w_t_amount_of_alimony_payment_w_t_w_r_w_r_w_rsidr_003d1fbe_w_rpr_w_rfonts_w_ascii_times_new_roman_w_hansi_times_new_roman_w_cs_times_new_roman_w_sz_w_val_24_w_szcs_w_val_24_w_lang_w_val_en_us_w_rpr_w_t_xml_space_preserve }}</w:t>
+        <w:t xml:space="preserve">{{ amount_of_alimony_payment }}</w:t>
       </w:r>
       <w:r>
         <w:rPr>
@@ -753,7 +753,7 @@
           <w:sz w:val="24"/>
           <w:szCs w:val="24"/>
         </w:rPr>
-        <w:t xml:space="preserve">{{ w_t_w_r_w_r_w_rsidr_003d1fbe_w_rpr_w_rfonts_w_ascii_times_new_roman_w_hansi_times_new_roman_w_cs_times_new_roman_w_sz_w_val_24_w_szcs_w_val_24_w_lang_w_val_en_us_w_rpr_w_t_debt_w_t_w_r_w_r_w_rsidr_003d1fbe_w_rsidrpr_003d1fbe_w_rpr_w_rfonts_w_ascii_times_new_roman_w_hansi_times_new_roman_w_cs_times_new_roman_w_sz_w_val_24_w_szcs_w_val_24_w_rpr_w_t_xml_space_preserve_w_t_w_r_w_r_w_rsidr_003d1fbe_w_rpr_w_rfonts_w_ascii_times_new_roman_w_hansi_times_new_roman_w_cs_times_new_roman_w_sz_w_val_24_w_szcs_w_val_24_w_lang_w_val_en_us_w_rpr_w_t_date_w_t_w_r_w_r_w_rsidr_003d1fbe_w_rsidrpr_003d1fbe_w_rpr_w_rfonts_w_ascii_times_new_roman_w_hansi_times_new_roman_w_cs_times_new_roman_w_sz_w_val_24_w_szcs_w_val_24_w_rpr_w_t_xml_space_preserve_w_t_w_r_w_r_w_rsidr_003d1fbe_w_rpr_w_rfonts_w_ascii_times_new_roman_w_hansi_times_new_roman_w_cs_times_new_roman_w_sz_w_val_24_w_szcs_w_val_24_w_lang_w_val_en_us_w_rpr_w_t_from_w_t_w_r_w_r_w_rsidr_003d1fbe_w_rsidrpr_003d1fbe_w_rpr_w_rfonts_w_ascii_times_new_roman_w_hansi_times_new_roman_w_cs_times_new_roman_w_sz_w_val_24_w_szcs_w_val_24_w_rpr_w_t_xml_space_preserve }}</w:t>
+        <w:t xml:space="preserve">{{ debt_date_from }}</w:t>
       </w:r>
       <w:r>
         <w:rPr>
@@ -769,7 +769,7 @@
           <w:sz w:val="24"/>
           <w:szCs w:val="24"/>
         </w:rPr>
-        <w:t xml:space="preserve">{{ w_t_w_r_w_r_w_rsidr_003d1fbe_w_rpr_w_rfonts_w_ascii_times_new_roman_w_hansi_times_new_roman_w_cs_times_new_roman_w_sz_w_val_24_w_szcs_w_val_24_w_lang_w_val_en_us_w_rpr_w_t_debt_w_t_w_r_w_r_w_rsidr_003d1fbe_w_rsidrpr_003d1fbe_w_rpr_w_rfonts_w_ascii_times_new_roman_w_hansi_times_new_roman_w_cs_times_new_roman_w_sz_w_val_24_w_szcs_w_val_24_w_rpr_w_t_xml_space_preserve_w_t_w_r_w_r_w_rsidr_003d1fbe_w_rpr_w_rfonts_w_ascii_times_new_roman_w_hansi_times_new_roman_w_cs_times_new_roman_w_sz_w_val_24_w_szcs_w_val_24_w_lang_w_val_en_us_w_rpr_w_t_date_w_t_w_r_w_r_w_rsidr_003d1fbe_w_rsidrpr_003d1fbe_w_rpr_w_rfonts_w_ascii_times_new_roman_w_hansi_times_new_roman_w_cs_times_new_roman_w_sz_w_val_24_w_szcs_w_val_24_w_rpr_w_t_xml_space_preserve }}</w:t>
+        <w:t xml:space="preserve">{{ debt_date }}</w:t>
       </w:r>
       <w:r>
         <w:rPr>
@@ -785,7 +785,7 @@
           <w:sz w:val="24"/>
           <w:szCs w:val="24"/>
         </w:rPr>
-        <w:t xml:space="preserve">{{ w_t_w_r_w_r_w_rsidr_003d1fbe_w_rsidrpr_003d1fbe_w_rpr_w_rfonts_w_ascii_times_new_roman_w_hansi_times_new_roman_w_cs_times_new_roman_w_sz_w_val_24_w_szcs_w_val_24_w_rpr_w_t_amount_of_alimony_payment_w_t_w_r_w_r_w_rsidr_003d1fbe_w_rsidrpr_003d1fbe_w_rpr_w_rfonts_w_ascii_times_new_roman_w_hansi_times_new_roman_w_cs_times_new_roman_w_sz_w_val_24_w_szcs_w_val_24_w_rpr_w_t_xml_space_preserve }}</w:t>
+        <w:t xml:space="preserve">{{ amount_of_alimony_payment }}</w:t>
       </w:r>
       <w:r>
         <w:rPr>
@@ -801,7 +801,7 @@
           <w:sz w:val="24"/>
           <w:szCs w:val="24"/>
         </w:rPr>
-        <w:t xml:space="preserve">{{ w_t_w_r_w_r_w_rsidr_003d1fbe_w_rpr_w_rfonts_w_ascii_times_new_roman_w_hansi_times_new_roman_w_cs_times_new_roman_w_sz_w_val_24_w_szcs_w_val_24_w_lang_w_val_en_us_w_rpr_w_t_new_w_t_w_r_w_r_w_rsidr_003d1fbe_w_rsidrpr_003d1fbe_w_rpr_w_rfonts_w_ascii_times_new_roman_w_hansi_times_new_roman_w_cs_times_new_roman_w_sz_w_val_24_w_szcs_w_val_24_w_rpr_w_t_xml_space_preserve_w_t_w_r_w_r_w_rsidr_003d1fbe_w_rsidrpr_003d1fbe_w_rpr_w_rfonts_w_ascii_times_new_roman_w_hansi_times_new_roman_w_cs_times_new_roman_w_sz_w_val_24_w_szcs_w_val_24_w_rpr_w_t_amount_of_alimony_payment_w_t_w_r_w_r_w_rsidr_003d1fbe_w_rsidrpr_003d1fbe_w_rpr_w_rfonts_w_ascii_times_new_roman_w_hansi_times_new_roman_w_cs_times_new_roman_w_sz_w_val_24_w_szcs_w_val_24_w_rpr_w_t_xml_space_preserve }}</w:t>
+        <w:t xml:space="preserve">{{ new_amount_of_alimony_payment }}</w:t>
       </w:r>
       <w:r>
         <w:rPr>
@@ -823,15 +823,14 @@
           <w:lang w:val="en-US"/>
         </w:rPr>
       </w:pPr>
-      <w:proofErr w:type="gramStart"/>
-      <w:r>
-        <w:rPr>
-          <w:rFonts w:ascii="Times New Roman" w:hAnsi="Times New Roman" w:cs="Times New Roman"/>
-          <w:sz w:val="24"/>
-          <w:szCs w:val="24"/>
-          <w:lang w:val="en-US"/>
-        </w:rPr>
-        <w:t>{{ plaintiff_w_t_w_r_w_prooferr_w_type_gramend_w_r_w_rpr_w_rfonts_w_ascii_times_new_roman_w_hansi_times_new_roman_w_cs_times_new_roman_w_sz_w_val_24_w_szcs_w_val_24_w_lang_w_val_en_us_w_rpr_w_t_xml_space_preserve }}</w:t>
+      <w:r>
+        <w:rPr>
+          <w:rFonts w:ascii="Times New Roman" w:hAnsi="Times New Roman" w:cs="Times New Roman"/>
+          <w:sz w:val="24"/>
+          <w:szCs w:val="24"/>
+          <w:lang w:val="en-US"/>
+        </w:rPr>
+        <w:t>{{ plaintiff }}</w:t>
       </w:r>
       <w:r>
         <w:rPr>
